--- a/artifacts/HR-04/build/scorecard-ca-002-recruiter-screen.docx
+++ b/artifacts/HR-04/build/scorecard-ca-002-recruiter-screen.docx
@@ -20,7 +20,7 @@
         </w:numPr>
       </w:pPr>
       <w:r>
-        <w:t xml:space="preserve">Scorecard ID: SCD-2026-0005</w:t>
+        <w:t xml:space="preserve">Scorecard ID: SCD-2026-0006</w:t>
       </w:r>
     </w:p>
     <w:p>
@@ -44,7 +44,7 @@
         </w:numPr>
       </w:pPr>
       <w:r>
-        <w:t xml:space="preserve">Requisition ID: RQN-2026-0105</w:t>
+        <w:t xml:space="preserve">Requisition ID: RQN-2026-0106</w:t>
       </w:r>
     </w:p>
     <w:p>
@@ -68,7 +68,7 @@
         </w:numPr>
       </w:pPr>
       <w:r>
-        <w:t xml:space="preserve">Interviewer: Lior Fenmore (Recruiter)</w:t>
+        <w:t xml:space="preserve">Interviewer: Sable Underhill (Recruiter)</w:t>
       </w:r>
     </w:p>
     <w:p>
@@ -80,7 +80,7 @@
         </w:numPr>
       </w:pPr>
       <w:r>
-        <w:t xml:space="preserve">Panelist employee ID: EMP-0512</w:t>
+        <w:t xml:space="preserve">Panelist employee ID: EMP-0517</w:t>
       </w:r>
     </w:p>
     <w:p>
@@ -198,41 +198,6 @@
               <w:pStyle w:val="Compact"/>
             </w:pPr>
             <w:r>
-              <w:t xml:space="preserve">Written communication (CMP-04)</w:t>
-            </w:r>
-          </w:p>
-        </w:tc>
-        <w:tc>
-          <w:tcPr/>
-          <w:p>
-            <w:pPr>
-              <w:pStyle w:val="Compact"/>
-            </w:pPr>
-            <w:r>
-              <w:t xml:space="preserve">2</w:t>
-            </w:r>
-          </w:p>
-        </w:tc>
-        <w:tc>
-          <w:tcPr/>
-          <w:p>
-            <w:pPr>
-              <w:pStyle w:val="Compact"/>
-            </w:pPr>
-            <w:r>
-              <w:t xml:space="preserve">Runbooks and change notes are familiar and design documents are not. He said so without being pushed, has reviewed plenty and written few, and asked to be told early rather than at a review. This team argues designs in writing, so the gap is the one it would feel first.</w:t>
-            </w:r>
-          </w:p>
-        </w:tc>
-      </w:tr>
-      <w:tr>
-        <w:tc>
-          <w:tcPr/>
-          <w:p>
-            <w:pPr>
-              <w:pStyle w:val="Compact"/>
-            </w:pPr>
-            <w:r>
               <w:t xml:space="preserve">Collaboration across teams (CMP-05)</w:t>
             </w:r>
           </w:p>
@@ -255,7 +220,42 @@
               <w:pStyle w:val="Compact"/>
             </w:pPr>
             <w:r>
-              <w:t xml:space="preserve">Stopped asking four teams to adopt a check they had not requested, ran it himself and reported only what was actionable until three of them asked for control of it. Named the fourth as still unresolved rather than rounding it up.</w:t>
+              <w:t xml:space="preserve">Stopped asking four teams to take up a measure they had not chosen, published only what was actionable for each of them in their own words, and three of the four came and asked for control of it. Named the fourth as still unresolved rather than rounding it up, which is the part I believed.</w:t>
+            </w:r>
+          </w:p>
+        </w:tc>
+      </w:tr>
+      <w:tr>
+        <w:tc>
+          <w:tcPr/>
+          <w:p>
+            <w:pPr>
+              <w:pStyle w:val="Compact"/>
+            </w:pPr>
+            <w:r>
+              <w:t xml:space="preserve">Customer empathy (CMP-06)</w:t>
+            </w:r>
+          </w:p>
+        </w:tc>
+        <w:tc>
+          <w:tcPr/>
+          <w:p>
+            <w:pPr>
+              <w:pStyle w:val="Compact"/>
+            </w:pPr>
+            <w:r>
+              <w:t xml:space="preserve">4</w:t>
+            </w:r>
+          </w:p>
+        </w:tc>
+        <w:tc>
+          <w:tcPr/>
+          <w:p>
+            <w:pPr>
+              <w:pStyle w:val="Compact"/>
+            </w:pPr>
+            <w:r>
+              <w:t xml:space="preserve">Sat in on the calls where customers were being onboarded onto something his program had shipped, and found that complete on his side meant a form sent, the same question asked twice and a fortnight of silence on theirs. Changed what he reported to the customer’s own milestone rather than his phase.</w:t>
             </w:r>
           </w:p>
         </w:tc>
